--- a/templates/Пропуск_транспортный_19.17.1.docx
+++ b/templates/Пропуск_транспортный_19.17.1.docx
@@ -18,6 +18,7 @@
     </w:p>
     <w:p>
       <w:pPr>
+        <w:spacing w:before="240"/>
         <w:rPr>
           <w:lang w:val="ru-RU"/>
         </w:rPr>
@@ -27,6 +28,12 @@
           <w:lang w:val="ru-RU"/>
         </w:rPr>
         <w:t xml:space="preserve">Область, район, объект: </w:t>
+      </w:r>
+      <w:r>
+        <w:rPr>
+          <w:lang w:val="ru-RU"/>
+        </w:rPr>
+        <w:t xml:space="preserve">Гомельская область, </w:t>
       </w:r>
       <w:r>
         <w:rPr>
@@ -74,6 +81,9 @@
       </w:r>
     </w:p>
     <w:p>
+      <w:pPr>
+        <w:spacing w:before="240"/>
+      </w:pPr>
       <w:r>
         <w:t xml:space="preserve">Заинтересованное лицо: </w:t>
       </w:r>
@@ -89,6 +99,7 @@
     </w:p>
     <w:p>
       <w:pPr>
+        <w:spacing w:before="240"/>
         <w:rPr>
           <w:lang w:val="ru-RU"/>
         </w:rPr>
@@ -121,6 +132,7 @@
     </w:p>
     <w:p>
       <w:pPr>
+        <w:spacing w:before="240"/>
         <w:rPr>
           <w:b/>
           <w:bCs/>
@@ -157,6 +169,7 @@
     </w:p>
     <w:p>
       <w:pPr>
+        <w:spacing w:before="240"/>
         <w:rPr>
           <w:b/>
           <w:bCs/>
@@ -167,13 +180,18 @@
       </w:pPr>
       <w:r>
         <w:rPr>
+          <w:lang w:val="ru-RU"/>
+        </w:rPr>
+        <w:t>Цель въезда:</w:t>
+      </w:r>
+      <w:r>
+        <w:rPr>
           <w:b/>
           <w:bCs/>
           <w:i/>
           <w:iCs/>
-          <w:lang w:val="ru-RU"/>
         </w:rPr>
-        <w:t xml:space="preserve">Цель въезда: </w:t>
+        <w:t xml:space="preserve"> </w:t>
       </w:r>
       <w:r>
         <w:rPr>
@@ -197,6 +215,7 @@
     </w:p>
     <w:p>
       <w:pPr>
+        <w:spacing w:before="240"/>
         <w:rPr>
           <w:lang w:val="ru-RU"/>
         </w:rPr>

--- a/templates/Пропуск_транспортный_19.17.1.docx
+++ b/templates/Пропуск_транспортный_19.17.1.docx
@@ -132,7 +132,6 @@
     </w:p>
     <w:p>
       <w:pPr>
-        <w:spacing w:before="240"/>
         <w:rPr>
           <w:b/>
           <w:bCs/>
@@ -190,6 +189,7 @@
           <w:bCs/>
           <w:i/>
           <w:iCs/>
+          <w:lang w:val="ru-RU"/>
         </w:rPr>
         <w:t xml:space="preserve"> </w:t>
       </w:r>
